--- a/Course/1 Component 1 - Computer Systems/1.3 Exchanging Data/1.3.1 Compression, Encryption and Hashing/3 Worksheet (editable).docx
+++ b/Course/1 Component 1 - Computer Systems/1.3 Exchanging Data/1.3.1 Compression, Encryption and Hashing/3 Worksheet (editable).docx
@@ -7,62 +7,26 @@
         <w:pStyle w:val="Heading1"/>
       </w:pPr>
       <w:r>
+        <w:rPr>
+          <w:b w:val="0"/>
+          <w:i w:val="0"/>
+        </w:rPr>
         <w:t>Quiz — 1.3.1 Compression, Encryption and Hashing</w:t>
       </w:r>
     </w:p>
     <w:p>
       <w:r>
-        <w:t xml:space="preserve">Name: </w:t>
-      </w:r>
-      <w:r>
         <w:rPr>
-          <w:b/>
+          <w:b w:val="0"/>
+          <w:i w:val="0"/>
         </w:rPr>
-        <w:t>_</w:t>
-      </w:r>
-      <w:r>
-        <w:rPr>
-          <w:b/>
-        </w:rPr>
-        <w:t>_</w:t>
-      </w:r>
-      <w:r>
-        <w:rPr>
-          <w:b/>
-        </w:rPr>
-        <w:t>_</w:t>
-      </w:r>
-      <w:r>
-        <w:rPr>
-          <w:b/>
-        </w:rPr>
-        <w:t>_</w:t>
-      </w:r>
-      <w:r>
-        <w:rPr>
-          <w:b/>
-        </w:rPr>
-        <w:t xml:space="preserve">   Date: </w:t>
-      </w:r>
-      <w:r>
-        <w:rPr>
-          <w:b/>
-        </w:rPr>
-        <w:t>_</w:t>
-      </w:r>
-      <w:r>
-        <w:rPr>
-          <w:b/>
-        </w:rPr>
-        <w:t xml:space="preserve">_   Mark: </w:t>
-      </w:r>
-      <w:r>
-        <w:t>____ / 25</w:t>
+        <w:t>Name: ______________________   Date: __________   Mark: ______ / 25</w:t>
       </w:r>
     </w:p>
     <w:p>
       <w:r>
         <w:rPr>
+          <w:b w:val="0"/>
           <w:i/>
         </w:rPr>
         <w:t>OCR H446 · Component 01 · 1.3.1</w:t>
@@ -73,6 +37,10 @@
         <w:pStyle w:val="Heading2"/>
       </w:pPr>
       <w:r>
+        <w:rPr>
+          <w:b w:val="0"/>
+          <w:i w:val="0"/>
+        </w:rPr>
         <w:t>Section A — Multiple choice (8 marks)</w:t>
       </w:r>
     </w:p>
@@ -80,35 +48,60 @@
       <w:r>
         <w:rPr>
           <w:b/>
+          <w:i w:val="0"/>
         </w:rPr>
         <w:t>1.</w:t>
       </w:r>
       <w:r>
+        <w:rPr>
+          <w:b w:val="0"/>
+          <w:i w:val="0"/>
+        </w:rPr>
         <w:t xml:space="preserve"> Which statement about lossy compression is correct?</w:t>
       </w:r>
     </w:p>
     <w:p>
       <w:r>
+        <w:rPr>
+          <w:b w:val="0"/>
+          <w:i w:val="0"/>
+        </w:rPr>
         <w:t>A. The original file can always be perfectly reconstructed</w:t>
       </w:r>
     </w:p>
     <w:p>
       <w:r>
+        <w:rPr>
+          <w:b w:val="0"/>
+          <w:i w:val="0"/>
+        </w:rPr>
         <w:t>B. Data is permanently removed and cannot be recovered</w:t>
       </w:r>
     </w:p>
     <w:p>
       <w:r>
+        <w:rPr>
+          <w:b w:val="0"/>
+          <w:i w:val="0"/>
+        </w:rPr>
         <w:t>C. It is only used for text files</w:t>
       </w:r>
     </w:p>
     <w:p>
       <w:r>
+        <w:rPr>
+          <w:b w:val="0"/>
+          <w:i w:val="0"/>
+        </w:rPr>
         <w:t>D. It never reduces file size</w:t>
       </w:r>
     </w:p>
     <w:p>
       <w:r>
+        <w:rPr>
+          <w:b w:val="0"/>
+          <w:i w:val="0"/>
+        </w:rPr>
         <w:t>Your answer: ☐</w:t>
       </w:r>
     </w:p>
@@ -116,35 +109,60 @@
       <w:r>
         <w:rPr>
           <w:b/>
+          <w:i w:val="0"/>
         </w:rPr>
         <w:t>2.</w:t>
       </w:r>
       <w:r>
+        <w:rPr>
+          <w:b w:val="0"/>
+          <w:i w:val="0"/>
+        </w:rPr>
         <w:t xml:space="preserve"> Run Length Encoding works best on data that contains:</w:t>
       </w:r>
     </w:p>
     <w:p>
       <w:r>
+        <w:rPr>
+          <w:b w:val="0"/>
+          <w:i w:val="0"/>
+        </w:rPr>
         <w:t>A. Random values with no repetition</w:t>
       </w:r>
     </w:p>
     <w:p>
       <w:r>
+        <w:rPr>
+          <w:b w:val="0"/>
+          <w:i w:val="0"/>
+        </w:rPr>
         <w:t>B. Long runs of repeated identical values</w:t>
       </w:r>
     </w:p>
     <w:p>
       <w:r>
+        <w:rPr>
+          <w:b w:val="0"/>
+          <w:i w:val="0"/>
+        </w:rPr>
         <w:t>C. Encrypted ciphertext</w:t>
       </w:r>
     </w:p>
     <w:p>
       <w:r>
+        <w:rPr>
+          <w:b w:val="0"/>
+          <w:i w:val="0"/>
+        </w:rPr>
         <w:t>D. A single unique value per pixel</w:t>
       </w:r>
     </w:p>
     <w:p>
       <w:r>
+        <w:rPr>
+          <w:b w:val="0"/>
+          <w:i w:val="0"/>
+        </w:rPr>
         <w:t>Your answer: ☐</w:t>
       </w:r>
     </w:p>
@@ -152,35 +170,60 @@
       <w:r>
         <w:rPr>
           <w:b/>
+          <w:i w:val="0"/>
         </w:rPr>
         <w:t>3.</w:t>
       </w:r>
       <w:r>
+        <w:rPr>
+          <w:b w:val="0"/>
+          <w:i w:val="0"/>
+        </w:rPr>
         <w:t xml:space="preserve"> A disadvantage of RLE is that it can:</w:t>
       </w:r>
     </w:p>
     <w:p>
       <w:r>
+        <w:rPr>
+          <w:b w:val="0"/>
+          <w:i w:val="0"/>
+        </w:rPr>
         <w:t>A. Make files larger when there are few repeated runs</w:t>
       </w:r>
     </w:p>
     <w:p>
       <w:r>
+        <w:rPr>
+          <w:b w:val="0"/>
+          <w:i w:val="0"/>
+        </w:rPr>
         <w:t>B. Permanently lose data</w:t>
       </w:r>
     </w:p>
     <w:p>
       <w:r>
+        <w:rPr>
+          <w:b w:val="0"/>
+          <w:i w:val="0"/>
+        </w:rPr>
         <w:t>C. Only compress audio</w:t>
       </w:r>
     </w:p>
     <w:p>
       <w:r>
+        <w:rPr>
+          <w:b w:val="0"/>
+          <w:i w:val="0"/>
+        </w:rPr>
         <w:t>D. Require a public and private key</w:t>
       </w:r>
     </w:p>
     <w:p>
       <w:r>
+        <w:rPr>
+          <w:b w:val="0"/>
+          <w:i w:val="0"/>
+        </w:rPr>
         <w:t>Your answer: ☐</w:t>
       </w:r>
     </w:p>
@@ -188,35 +231,60 @@
       <w:r>
         <w:rPr>
           <w:b/>
+          <w:i w:val="0"/>
         </w:rPr>
         <w:t>4.</w:t>
       </w:r>
       <w:r>
+        <w:rPr>
+          <w:b w:val="0"/>
+          <w:i w:val="0"/>
+        </w:rPr>
         <w:t xml:space="preserve"> In dictionary-based compression, what must be supplied so the file can be decompressed?</w:t>
       </w:r>
     </w:p>
     <w:p>
       <w:r>
+        <w:rPr>
+          <w:b w:val="0"/>
+          <w:i w:val="0"/>
+        </w:rPr>
         <w:t>A. The encryption key</w:t>
       </w:r>
     </w:p>
     <w:p>
       <w:r>
+        <w:rPr>
+          <w:b w:val="0"/>
+          <w:i w:val="0"/>
+        </w:rPr>
         <w:t>B. A hash digest</w:t>
       </w:r>
     </w:p>
     <w:p>
       <w:r>
+        <w:rPr>
+          <w:b w:val="0"/>
+          <w:i w:val="0"/>
+        </w:rPr>
         <w:t>C. The dictionary (index of patterns)</w:t>
       </w:r>
     </w:p>
     <w:p>
       <w:r>
+        <w:rPr>
+          <w:b w:val="0"/>
+          <w:i w:val="0"/>
+        </w:rPr>
         <w:t>D. The damping factor</w:t>
       </w:r>
     </w:p>
     <w:p>
       <w:r>
+        <w:rPr>
+          <w:b w:val="0"/>
+          <w:i w:val="0"/>
+        </w:rPr>
         <w:t>Your answer: ☐</w:t>
       </w:r>
     </w:p>
@@ -224,35 +292,60 @@
       <w:r>
         <w:rPr>
           <w:b/>
+          <w:i w:val="0"/>
         </w:rPr>
         <w:t>5.</w:t>
       </w:r>
       <w:r>
+        <w:rPr>
+          <w:b w:val="0"/>
+          <w:i w:val="0"/>
+        </w:rPr>
         <w:t xml:space="preserve"> In symmetric encryption:</w:t>
       </w:r>
     </w:p>
     <w:p>
       <w:r>
+        <w:rPr>
+          <w:b w:val="0"/>
+          <w:i w:val="0"/>
+        </w:rPr>
         <w:t>A. A public key encrypts and a private key decrypts</w:t>
       </w:r>
     </w:p>
     <w:p>
       <w:r>
+        <w:rPr>
+          <w:b w:val="0"/>
+          <w:i w:val="0"/>
+        </w:rPr>
         <w:t>B. The same key is used to encrypt and decrypt</w:t>
       </w:r>
     </w:p>
     <w:p>
       <w:r>
+        <w:rPr>
+          <w:b w:val="0"/>
+          <w:i w:val="0"/>
+        </w:rPr>
         <w:t>C. No key is needed</w:t>
       </w:r>
     </w:p>
     <w:p>
       <w:r>
+        <w:rPr>
+          <w:b w:val="0"/>
+          <w:i w:val="0"/>
+        </w:rPr>
         <w:t>D. The key is never shared but is also never used</w:t>
       </w:r>
     </w:p>
     <w:p>
       <w:r>
+        <w:rPr>
+          <w:b w:val="0"/>
+          <w:i w:val="0"/>
+        </w:rPr>
         <w:t>Your answer: ☐</w:t>
       </w:r>
     </w:p>
@@ -260,35 +353,60 @@
       <w:r>
         <w:rPr>
           <w:b/>
+          <w:i w:val="0"/>
         </w:rPr>
         <w:t>6.</w:t>
       </w:r>
       <w:r>
+        <w:rPr>
+          <w:b w:val="0"/>
+          <w:i w:val="0"/>
+        </w:rPr>
         <w:t xml:space="preserve"> Which is the main weakness of symmetric encryption that asymmetric encryption solves?</w:t>
       </w:r>
     </w:p>
     <w:p>
       <w:r>
+        <w:rPr>
+          <w:b w:val="0"/>
+          <w:i w:val="0"/>
+        </w:rPr>
         <w:t>A. It is too slow to be practical</w:t>
       </w:r>
     </w:p>
     <w:p>
       <w:r>
+        <w:rPr>
+          <w:b w:val="0"/>
+          <w:i w:val="0"/>
+        </w:rPr>
         <w:t>B. The secure distribution of the shared key</w:t>
       </w:r>
     </w:p>
     <w:p>
       <w:r>
+        <w:rPr>
+          <w:b w:val="0"/>
+          <w:i w:val="0"/>
+        </w:rPr>
         <w:t>C. It produces a fixed-length output</w:t>
       </w:r>
     </w:p>
     <w:p>
       <w:r>
+        <w:rPr>
+          <w:b w:val="0"/>
+          <w:i w:val="0"/>
+        </w:rPr>
         <w:t>D. It cannot encrypt text</w:t>
       </w:r>
     </w:p>
     <w:p>
       <w:r>
+        <w:rPr>
+          <w:b w:val="0"/>
+          <w:i w:val="0"/>
+        </w:rPr>
         <w:t>Your answer: ☐</w:t>
       </w:r>
     </w:p>
@@ -296,35 +414,60 @@
       <w:r>
         <w:rPr>
           <w:b/>
+          <w:i w:val="0"/>
         </w:rPr>
         <w:t>7.</w:t>
       </w:r>
       <w:r>
+        <w:rPr>
+          <w:b w:val="0"/>
+          <w:i w:val="0"/>
+        </w:rPr>
         <w:t xml:space="preserve"> A digital signature is created by:</w:t>
       </w:r>
     </w:p>
     <w:p>
       <w:r>
+        <w:rPr>
+          <w:b w:val="0"/>
+          <w:i w:val="0"/>
+        </w:rPr>
         <w:t>A. Hashing the message with no key</w:t>
       </w:r>
     </w:p>
     <w:p>
       <w:r>
+        <w:rPr>
+          <w:b w:val="0"/>
+          <w:i w:val="0"/>
+        </w:rPr>
         <w:t>B. Signing with the sender's private key (verified with the public key)</w:t>
       </w:r>
     </w:p>
     <w:p>
       <w:r>
+        <w:rPr>
+          <w:b w:val="0"/>
+          <w:i w:val="0"/>
+        </w:rPr>
         <w:t>C. Encrypting with the recipient's public key only</w:t>
       </w:r>
     </w:p>
     <w:p>
       <w:r>
+        <w:rPr>
+          <w:b w:val="0"/>
+          <w:i w:val="0"/>
+        </w:rPr>
         <w:t>D. Using RLE on the message</w:t>
       </w:r>
     </w:p>
     <w:p>
       <w:r>
+        <w:rPr>
+          <w:b w:val="0"/>
+          <w:i w:val="0"/>
+        </w:rPr>
         <w:t>Your answer: ☐</w:t>
       </w:r>
     </w:p>
@@ -332,35 +475,60 @@
       <w:r>
         <w:rPr>
           <w:b/>
+          <w:i w:val="0"/>
         </w:rPr>
         <w:t>8.</w:t>
       </w:r>
       <w:r>
+        <w:rPr>
+          <w:b w:val="0"/>
+          <w:i w:val="0"/>
+        </w:rPr>
         <w:t xml:space="preserve"> Which property means a hash function always produces the same digest for the same input?</w:t>
       </w:r>
     </w:p>
     <w:p>
       <w:r>
+        <w:rPr>
+          <w:b w:val="0"/>
+          <w:i w:val="0"/>
+        </w:rPr>
         <w:t>A. One-way</w:t>
       </w:r>
     </w:p>
     <w:p>
       <w:r>
+        <w:rPr>
+          <w:b w:val="0"/>
+          <w:i w:val="0"/>
+        </w:rPr>
         <w:t>B. Collision-resistant</w:t>
       </w:r>
     </w:p>
     <w:p>
       <w:r>
+        <w:rPr>
+          <w:b w:val="0"/>
+          <w:i w:val="0"/>
+        </w:rPr>
         <w:t>C. Deterministic</w:t>
       </w:r>
     </w:p>
     <w:p>
       <w:r>
+        <w:rPr>
+          <w:b w:val="0"/>
+          <w:i w:val="0"/>
+        </w:rPr>
         <w:t>D. Reversible</w:t>
       </w:r>
     </w:p>
     <w:p>
       <w:r>
+        <w:rPr>
+          <w:b w:val="0"/>
+          <w:i w:val="0"/>
+        </w:rPr>
         <w:t>Your answer: ☐</w:t>
       </w:r>
     </w:p>
@@ -369,6 +537,10 @@
         <w:pStyle w:val="Heading2"/>
       </w:pPr>
       <w:r>
+        <w:rPr>
+          <w:b w:val="0"/>
+          <w:i w:val="0"/>
+        </w:rPr>
         <w:t>Section B — Short answer (12 marks)</w:t>
       </w:r>
     </w:p>
@@ -376,15 +548,21 @@
       <w:r>
         <w:rPr>
           <w:b/>
+          <w:i w:val="0"/>
         </w:rPr>
         <w:t>9.</w:t>
       </w:r>
       <w:r>
+        <w:rPr>
+          <w:b w:val="0"/>
+          <w:i w:val="0"/>
+        </w:rPr>
         <w:t xml:space="preserve"> Define lossless compression and give one suitable use. </w:t>
       </w:r>
       <w:r>
         <w:rPr>
           <w:b/>
+          <w:i w:val="0"/>
         </w:rPr>
         <w:t>[2]</w:t>
       </w:r>
@@ -431,15 +609,21 @@
       <w:r>
         <w:rPr>
           <w:b/>
+          <w:i w:val="0"/>
         </w:rPr>
         <w:t>10.</w:t>
       </w:r>
       <w:r>
+        <w:rPr>
+          <w:b w:val="0"/>
+          <w:i w:val="0"/>
+        </w:rPr>
         <w:t xml:space="preserve"> Using RLE, encode the following pixel run. Write your encoded output as value+count pairs. </w:t>
       </w:r>
       <w:r>
         <w:rPr>
           <w:b/>
+          <w:i w:val="0"/>
         </w:rPr>
         <w:t>[2]</w:t>
       </w:r>
@@ -472,6 +656,8 @@
       <w:r>
         <w:rPr>
           <w:rFonts w:ascii="Consolas" w:hAnsi="Consolas"/>
+          <w:b w:val="0"/>
+          <w:i w:val="0"/>
           <w:sz w:val="19"/>
         </w:rPr>
         <w:t>W W W W W B B W W W W W W</w:t>
@@ -495,25 +681,37 @@
       <w:r>
         <w:rPr>
           <w:b/>
+          <w:i w:val="0"/>
         </w:rPr>
         <w:t>11.</w:t>
       </w:r>
       <w:r>
+        <w:rPr>
+          <w:b w:val="0"/>
+          <w:i w:val="0"/>
+        </w:rPr>
         <w:t xml:space="preserve"> The following data was encoded with RLE as </w:t>
       </w:r>
       <w:r>
         <w:rPr>
           <w:rFonts w:ascii="Consolas" w:hAnsi="Consolas"/>
+          <w:b w:val="0"/>
+          <w:i w:val="0"/>
           <w:sz w:val="19"/>
         </w:rPr>
         <w:t>5A 3B 1C 4A</w:t>
       </w:r>
       <w:r>
+        <w:rPr>
+          <w:b w:val="0"/>
+          <w:i w:val="0"/>
+        </w:rPr>
         <w:t xml:space="preserve">. Decode it back to the original sequence. </w:t>
       </w:r>
       <w:r>
         <w:rPr>
           <w:b/>
+          <w:i w:val="0"/>
         </w:rPr>
         <w:t>[2]</w:t>
       </w:r>
@@ -560,15 +758,21 @@
       <w:r>
         <w:rPr>
           <w:b/>
+          <w:i w:val="0"/>
         </w:rPr>
         <w:t>12.</w:t>
       </w:r>
       <w:r>
+        <w:rPr>
+          <w:b w:val="0"/>
+          <w:i w:val="0"/>
+        </w:rPr>
         <w:t xml:space="preserve"> Explain why asymmetric encryption is described as more secure for exchanging data with a stranger than symmetric encryption. </w:t>
       </w:r>
       <w:r>
         <w:rPr>
           <w:b/>
+          <w:i w:val="0"/>
         </w:rPr>
         <w:t>[2]</w:t>
       </w:r>
@@ -615,15 +819,21 @@
       <w:r>
         <w:rPr>
           <w:b/>
+          <w:i w:val="0"/>
         </w:rPr>
         <w:t>13.</w:t>
       </w:r>
       <w:r>
+        <w:rPr>
+          <w:b w:val="0"/>
+          <w:i w:val="0"/>
+        </w:rPr>
         <w:t xml:space="preserve"> A website stores user passwords by hashing them. Explain two reasons why hashing (rather than encryption) is used. </w:t>
       </w:r>
       <w:r>
         <w:rPr>
           <w:b/>
+          <w:i w:val="0"/>
         </w:rPr>
         <w:t>[2]</w:t>
       </w:r>
@@ -670,15 +880,21 @@
       <w:r>
         <w:rPr>
           <w:b/>
+          <w:i w:val="0"/>
         </w:rPr>
         <w:t>14.</w:t>
       </w:r>
       <w:r>
+        <w:rPr>
+          <w:b w:val="0"/>
+          <w:i w:val="0"/>
+        </w:rPr>
         <w:t xml:space="preserve"> State two properties a good hash function should have. </w:t>
       </w:r>
       <w:r>
         <w:rPr>
           <w:b/>
+          <w:i w:val="0"/>
         </w:rPr>
         <w:t>[2]</w:t>
       </w:r>
@@ -726,6 +942,10 @@
         <w:pStyle w:val="Heading2"/>
       </w:pPr>
       <w:r>
+        <w:rPr>
+          <w:b w:val="0"/>
+          <w:i w:val="0"/>
+        </w:rPr>
         <w:t>Section C — Exam-style question (5 marks)</w:t>
       </w:r>
     </w:p>
@@ -733,20 +953,30 @@
       <w:r>
         <w:rPr>
           <w:b/>
+          <w:i w:val="0"/>
         </w:rPr>
         <w:t>15.</w:t>
       </w:r>
       <w:r>
+        <w:rPr>
+          <w:b w:val="0"/>
+          <w:i w:val="0"/>
+        </w:rPr>
         <w:t xml:space="preserve"> A music streaming service sends audio files to users' devices and stores users' login details on its server.</w:t>
       </w:r>
     </w:p>
     <w:p>
       <w:r>
+        <w:rPr>
+          <w:b w:val="0"/>
+          <w:i w:val="0"/>
+        </w:rPr>
         <w:t xml:space="preserve">Describe how compression, encryption and hashing could each be used by this service. Refer to the type of compression suitable for audio, the type of encryption used during data transfer, and how hashing protects stored login details. </w:t>
       </w:r>
       <w:r>
         <w:rPr>
           <w:b/>
+          <w:i w:val="0"/>
         </w:rPr>
         <w:t>[5]</w:t>
       </w:r>

--- a/Course/1 Component 1 - Computer Systems/1.3 Exchanging Data/1.3.1 Compression, Encryption and Hashing/3 Worksheet (editable).docx
+++ b/Course/1 Component 1 - Computer Systems/1.3 Exchanging Data/1.3.1 Compression, Encryption and Hashing/3 Worksheet (editable).docx
@@ -567,30 +567,32 @@
         <w:t>[2]</w:t>
       </w:r>
     </w:p>
-    <w:p>
-      <w:pPr>
-        <w:spacing w:before="260"/>
-        <w:pBdr>
-          <w:bottom w:val="single" w:sz="4" w:space="1" w:color="AAB4C0"/>
-        </w:pBdr>
-      </w:pPr>
-    </w:p>
-    <w:p>
-      <w:pPr>
-        <w:spacing w:before="260"/>
-        <w:pBdr>
-          <w:bottom w:val="single" w:sz="4" w:space="1" w:color="AAB4C0"/>
-        </w:pBdr>
-      </w:pPr>
-    </w:p>
-    <w:p>
-      <w:pPr>
-        <w:spacing w:before="260"/>
-        <w:pBdr>
-          <w:bottom w:val="single" w:sz="4" w:space="1" w:color="AAB4C0"/>
-        </w:pBdr>
-      </w:pPr>
-    </w:p>
+    <w:tbl>
+      <w:tblPr>
+        <w:tblStyle w:val="TableGrid"/>
+        <w:tblW w:type="auto" w:w="0"/>
+        <w:tblLook w:firstColumn="1" w:firstRow="1" w:lastColumn="0" w:lastRow="0" w:noHBand="0" w:noVBand="1" w:val="04A0"/>
+      </w:tblPr>
+      <w:tblGrid>
+        <w:gridCol w:w="8640"/>
+      </w:tblGrid>
+      <w:tr>
+        <w:trPr>
+          <w:trHeight w:val="1020" w:hRule="atLeast"/>
+        </w:trPr>
+        <w:tc>
+          <w:tcPr>
+            <w:tcW w:type="dxa" w:w="8640"/>
+          </w:tcPr>
+          <w:p>
+            <w:pPr>
+              <w:spacing w:before="40"/>
+            </w:pPr>
+          </w:p>
+        </w:tc>
+      </w:tr>
+    </w:tbl>
+    <w:p/>
     <w:p>
       <w:pPr>
         <w:pBdr>
@@ -628,30 +630,32 @@
         <w:t>[2]</w:t>
       </w:r>
     </w:p>
-    <w:p>
-      <w:pPr>
-        <w:spacing w:before="260"/>
-        <w:pBdr>
-          <w:bottom w:val="single" w:sz="4" w:space="1" w:color="AAB4C0"/>
-        </w:pBdr>
-      </w:pPr>
-    </w:p>
-    <w:p>
-      <w:pPr>
-        <w:spacing w:before="260"/>
-        <w:pBdr>
-          <w:bottom w:val="single" w:sz="4" w:space="1" w:color="AAB4C0"/>
-        </w:pBdr>
-      </w:pPr>
-    </w:p>
-    <w:p>
-      <w:pPr>
-        <w:spacing w:before="260"/>
-        <w:pBdr>
-          <w:bottom w:val="single" w:sz="4" w:space="1" w:color="AAB4C0"/>
-        </w:pBdr>
-      </w:pPr>
-    </w:p>
+    <w:tbl>
+      <w:tblPr>
+        <w:tblStyle w:val="TableGrid"/>
+        <w:tblW w:type="auto" w:w="0"/>
+        <w:tblLook w:firstColumn="1" w:firstRow="1" w:lastColumn="0" w:lastRow="0" w:noHBand="0" w:noVBand="1" w:val="04A0"/>
+      </w:tblPr>
+      <w:tblGrid>
+        <w:gridCol w:w="8640"/>
+      </w:tblGrid>
+      <w:tr>
+        <w:trPr>
+          <w:trHeight w:val="1020" w:hRule="atLeast"/>
+        </w:trPr>
+        <w:tc>
+          <w:tcPr>
+            <w:tcW w:type="dxa" w:w="8640"/>
+          </w:tcPr>
+          <w:p>
+            <w:pPr>
+              <w:spacing w:before="40"/>
+            </w:pPr>
+          </w:p>
+        </w:tc>
+      </w:tr>
+    </w:tbl>
+    <w:p/>
     <w:p>
       <w:r>
         <w:rPr>
@@ -716,30 +720,32 @@
         <w:t>[2]</w:t>
       </w:r>
     </w:p>
-    <w:p>
-      <w:pPr>
-        <w:spacing w:before="260"/>
-        <w:pBdr>
-          <w:bottom w:val="single" w:sz="4" w:space="1" w:color="AAB4C0"/>
-        </w:pBdr>
-      </w:pPr>
-    </w:p>
-    <w:p>
-      <w:pPr>
-        <w:spacing w:before="260"/>
-        <w:pBdr>
-          <w:bottom w:val="single" w:sz="4" w:space="1" w:color="AAB4C0"/>
-        </w:pBdr>
-      </w:pPr>
-    </w:p>
-    <w:p>
-      <w:pPr>
-        <w:spacing w:before="260"/>
-        <w:pBdr>
-          <w:bottom w:val="single" w:sz="4" w:space="1" w:color="AAB4C0"/>
-        </w:pBdr>
-      </w:pPr>
-    </w:p>
+    <w:tbl>
+      <w:tblPr>
+        <w:tblStyle w:val="TableGrid"/>
+        <w:tblW w:type="auto" w:w="0"/>
+        <w:tblLook w:firstColumn="1" w:firstRow="1" w:lastColumn="0" w:lastRow="0" w:noHBand="0" w:noVBand="1" w:val="04A0"/>
+      </w:tblPr>
+      <w:tblGrid>
+        <w:gridCol w:w="8640"/>
+      </w:tblGrid>
+      <w:tr>
+        <w:trPr>
+          <w:trHeight w:val="1020" w:hRule="atLeast"/>
+        </w:trPr>
+        <w:tc>
+          <w:tcPr>
+            <w:tcW w:type="dxa" w:w="8640"/>
+          </w:tcPr>
+          <w:p>
+            <w:pPr>
+              <w:spacing w:before="40"/>
+            </w:pPr>
+          </w:p>
+        </w:tc>
+      </w:tr>
+    </w:tbl>
+    <w:p/>
     <w:p>
       <w:pPr>
         <w:pBdr>
@@ -777,30 +783,32 @@
         <w:t>[2]</w:t>
       </w:r>
     </w:p>
-    <w:p>
-      <w:pPr>
-        <w:spacing w:before="260"/>
-        <w:pBdr>
-          <w:bottom w:val="single" w:sz="4" w:space="1" w:color="AAB4C0"/>
-        </w:pBdr>
-      </w:pPr>
-    </w:p>
-    <w:p>
-      <w:pPr>
-        <w:spacing w:before="260"/>
-        <w:pBdr>
-          <w:bottom w:val="single" w:sz="4" w:space="1" w:color="AAB4C0"/>
-        </w:pBdr>
-      </w:pPr>
-    </w:p>
-    <w:p>
-      <w:pPr>
-        <w:spacing w:before="260"/>
-        <w:pBdr>
-          <w:bottom w:val="single" w:sz="4" w:space="1" w:color="AAB4C0"/>
-        </w:pBdr>
-      </w:pPr>
-    </w:p>
+    <w:tbl>
+      <w:tblPr>
+        <w:tblStyle w:val="TableGrid"/>
+        <w:tblW w:type="auto" w:w="0"/>
+        <w:tblLook w:firstColumn="1" w:firstRow="1" w:lastColumn="0" w:lastRow="0" w:noHBand="0" w:noVBand="1" w:val="04A0"/>
+      </w:tblPr>
+      <w:tblGrid>
+        <w:gridCol w:w="8640"/>
+      </w:tblGrid>
+      <w:tr>
+        <w:trPr>
+          <w:trHeight w:val="1020" w:hRule="atLeast"/>
+        </w:trPr>
+        <w:tc>
+          <w:tcPr>
+            <w:tcW w:type="dxa" w:w="8640"/>
+          </w:tcPr>
+          <w:p>
+            <w:pPr>
+              <w:spacing w:before="40"/>
+            </w:pPr>
+          </w:p>
+        </w:tc>
+      </w:tr>
+    </w:tbl>
+    <w:p/>
     <w:p>
       <w:pPr>
         <w:pBdr>
@@ -838,30 +846,32 @@
         <w:t>[2]</w:t>
       </w:r>
     </w:p>
-    <w:p>
-      <w:pPr>
-        <w:spacing w:before="260"/>
-        <w:pBdr>
-          <w:bottom w:val="single" w:sz="4" w:space="1" w:color="AAB4C0"/>
-        </w:pBdr>
-      </w:pPr>
-    </w:p>
-    <w:p>
-      <w:pPr>
-        <w:spacing w:before="260"/>
-        <w:pBdr>
-          <w:bottom w:val="single" w:sz="4" w:space="1" w:color="AAB4C0"/>
-        </w:pBdr>
-      </w:pPr>
-    </w:p>
-    <w:p>
-      <w:pPr>
-        <w:spacing w:before="260"/>
-        <w:pBdr>
-          <w:bottom w:val="single" w:sz="4" w:space="1" w:color="AAB4C0"/>
-        </w:pBdr>
-      </w:pPr>
-    </w:p>
+    <w:tbl>
+      <w:tblPr>
+        <w:tblStyle w:val="TableGrid"/>
+        <w:tblW w:type="auto" w:w="0"/>
+        <w:tblLook w:firstColumn="1" w:firstRow="1" w:lastColumn="0" w:lastRow="0" w:noHBand="0" w:noVBand="1" w:val="04A0"/>
+      </w:tblPr>
+      <w:tblGrid>
+        <w:gridCol w:w="8640"/>
+      </w:tblGrid>
+      <w:tr>
+        <w:trPr>
+          <w:trHeight w:val="1020" w:hRule="atLeast"/>
+        </w:trPr>
+        <w:tc>
+          <w:tcPr>
+            <w:tcW w:type="dxa" w:w="8640"/>
+          </w:tcPr>
+          <w:p>
+            <w:pPr>
+              <w:spacing w:before="40"/>
+            </w:pPr>
+          </w:p>
+        </w:tc>
+      </w:tr>
+    </w:tbl>
+    <w:p/>
     <w:p>
       <w:pPr>
         <w:pBdr>
@@ -899,30 +909,32 @@
         <w:t>[2]</w:t>
       </w:r>
     </w:p>
-    <w:p>
-      <w:pPr>
-        <w:spacing w:before="260"/>
-        <w:pBdr>
-          <w:bottom w:val="single" w:sz="4" w:space="1" w:color="AAB4C0"/>
-        </w:pBdr>
-      </w:pPr>
-    </w:p>
-    <w:p>
-      <w:pPr>
-        <w:spacing w:before="260"/>
-        <w:pBdr>
-          <w:bottom w:val="single" w:sz="4" w:space="1" w:color="AAB4C0"/>
-        </w:pBdr>
-      </w:pPr>
-    </w:p>
-    <w:p>
-      <w:pPr>
-        <w:spacing w:before="260"/>
-        <w:pBdr>
-          <w:bottom w:val="single" w:sz="4" w:space="1" w:color="AAB4C0"/>
-        </w:pBdr>
-      </w:pPr>
-    </w:p>
+    <w:tbl>
+      <w:tblPr>
+        <w:tblStyle w:val="TableGrid"/>
+        <w:tblW w:type="auto" w:w="0"/>
+        <w:tblLook w:firstColumn="1" w:firstRow="1" w:lastColumn="0" w:lastRow="0" w:noHBand="0" w:noVBand="1" w:val="04A0"/>
+      </w:tblPr>
+      <w:tblGrid>
+        <w:gridCol w:w="8640"/>
+      </w:tblGrid>
+      <w:tr>
+        <w:trPr>
+          <w:trHeight w:val="1020" w:hRule="atLeast"/>
+        </w:trPr>
+        <w:tc>
+          <w:tcPr>
+            <w:tcW w:type="dxa" w:w="8640"/>
+          </w:tcPr>
+          <w:p>
+            <w:pPr>
+              <w:spacing w:before="40"/>
+            </w:pPr>
+          </w:p>
+        </w:tc>
+      </w:tr>
+    </w:tbl>
+    <w:p/>
     <w:p>
       <w:pPr>
         <w:pBdr>
@@ -981,62 +993,32 @@
         <w:t>[5]</w:t>
       </w:r>
     </w:p>
-    <w:p>
-      <w:pPr>
-        <w:spacing w:before="260"/>
-        <w:pBdr>
-          <w:bottom w:val="single" w:sz="4" w:space="1" w:color="AAB4C0"/>
-        </w:pBdr>
-      </w:pPr>
-    </w:p>
-    <w:p>
-      <w:pPr>
-        <w:spacing w:before="260"/>
-        <w:pBdr>
-          <w:bottom w:val="single" w:sz="4" w:space="1" w:color="AAB4C0"/>
-        </w:pBdr>
-      </w:pPr>
-    </w:p>
-    <w:p>
-      <w:pPr>
-        <w:spacing w:before="260"/>
-        <w:pBdr>
-          <w:bottom w:val="single" w:sz="4" w:space="1" w:color="AAB4C0"/>
-        </w:pBdr>
-      </w:pPr>
-    </w:p>
-    <w:p>
-      <w:pPr>
-        <w:spacing w:before="260"/>
-        <w:pBdr>
-          <w:bottom w:val="single" w:sz="4" w:space="1" w:color="AAB4C0"/>
-        </w:pBdr>
-      </w:pPr>
-    </w:p>
-    <w:p>
-      <w:pPr>
-        <w:spacing w:before="260"/>
-        <w:pBdr>
-          <w:bottom w:val="single" w:sz="4" w:space="1" w:color="AAB4C0"/>
-        </w:pBdr>
-      </w:pPr>
-    </w:p>
-    <w:p>
-      <w:pPr>
-        <w:spacing w:before="260"/>
-        <w:pBdr>
-          <w:bottom w:val="single" w:sz="4" w:space="1" w:color="AAB4C0"/>
-        </w:pBdr>
-      </w:pPr>
-    </w:p>
-    <w:p>
-      <w:pPr>
-        <w:spacing w:before="260"/>
-        <w:pBdr>
-          <w:bottom w:val="single" w:sz="4" w:space="1" w:color="AAB4C0"/>
-        </w:pBdr>
-      </w:pPr>
-    </w:p>
+    <w:tbl>
+      <w:tblPr>
+        <w:tblStyle w:val="TableGrid"/>
+        <w:tblW w:type="auto" w:w="0"/>
+        <w:tblLook w:firstColumn="1" w:firstRow="1" w:lastColumn="0" w:lastRow="0" w:noHBand="0" w:noVBand="1" w:val="04A0"/>
+      </w:tblPr>
+      <w:tblGrid>
+        <w:gridCol w:w="8640"/>
+      </w:tblGrid>
+      <w:tr>
+        <w:trPr>
+          <w:trHeight w:val="2380" w:hRule="atLeast"/>
+        </w:trPr>
+        <w:tc>
+          <w:tcPr>
+            <w:tcW w:type="dxa" w:w="8640"/>
+          </w:tcPr>
+          <w:p>
+            <w:pPr>
+              <w:spacing w:before="40"/>
+            </w:pPr>
+          </w:p>
+        </w:tc>
+      </w:tr>
+    </w:tbl>
+    <w:p/>
     <w:p>
       <w:pPr>
         <w:pBdr>
